--- a/Documentacion/word/07_Informe_Cierre.docx
+++ b/Documentacion/word/07_Informe_Cierre.docx
@@ -561,7 +561,7 @@
               <w:rPr>
                 <w:sz w:val="18"/>
               </w:rPr>
-              <w:t>Frontend: Vercel · Backend: Railway · BD: PostgreSQL + Redis</w:t>
+              <w:t>Frontend: Vercel · Backend: Railway · BD: Supabase</w:t>
             </w:r>
           </w:p>
         </w:tc>
@@ -747,7 +747,7 @@
               <w:rPr>
                 <w:sz w:val="18"/>
               </w:rPr>
-              <w:t>React.js · Tailwind CSS · Vercel</w:t>
+              <w:t>HTML/JavaScript vanilla · Tailwind CSS · Vercel</w:t>
             </w:r>
           </w:p>
         </w:tc>
@@ -835,7 +835,7 @@
               <w:rPr>
                 <w:sz w:val="18"/>
               </w:rPr>
-              <w:t>Claude Sonnet 4.5 (Anthropic API)</w:t>
+              <w:t>Claude Sonnet (claude-sonnet-4-6, Anthropic API)</w:t>
             </w:r>
           </w:p>
         </w:tc>
@@ -879,7 +879,7 @@
               <w:rPr>
                 <w:sz w:val="18"/>
               </w:rPr>
-              <w:t>PostgreSQL (fuente de verdad) · Redis (caché TTL)</w:t>
+              <w:t>Supabase (PostgreSQL gestionado cloud)</w:t>
             </w:r>
           </w:p>
         </w:tc>
@@ -1202,7 +1202,7 @@
               <w:rPr>
                 <w:sz w:val="18"/>
               </w:rPr>
-              <w:t>Botón de pago generado dinámicamente en el chat. Preference con external_reference = COT-YYYY-XXX.</w:t>
+              <w:t>Botón de pago generado dinámicamente en el chat. Preference con external_reference = COT-YYYY-XXXXX.</w:t>
             </w:r>
           </w:p>
         </w:tc>
@@ -1471,7 +1471,7 @@
         <w:t xml:space="preserve">Cotizaciones: </w:t>
       </w:r>
       <w:r>
-        <w:t>Generación de cotización COT-YYYY-XXX con número correlativo único garantizado por INCR atómico en Redis. Persistencia dual: PostgreSQL como fuente de verdad y Redis con TTL de 10 días.</w:t>
+        <w:t>Generación de cotización COT-YYYY-XXXXX con número único basado en timestamp (COT-YYYY-XXXXX). Persistencia en Supabase (PostgreSQL gestionado cloud).</w:t>
       </w:r>
     </w:p>
     <w:p>
@@ -2361,7 +2361,7 @@
               <w:rPr>
                 <w:sz w:val="18"/>
               </w:rPr>
-              <w:t>Nodo MP ahora referencia cotizacion.total del objeto guardado en Redis. external_reference = COT-YYYY-XXX</w:t>
+              <w:t>Nodo MP ahora referencia cotizacion.total del objeto guardado en Supabase. external_reference = COT-YYYY-XXXXX</w:t>
             </w:r>
           </w:p>
         </w:tc>
@@ -3224,7 +3224,7 @@
               <w:rPr>
                 <w:sz w:val="18"/>
               </w:rPr>
-              <w:t>Cotización COT-YYYY-XXX generada automáticamente en segundos con número único.</w:t>
+              <w:t>Cotización COT-YYYY-XXXXX generada automáticamente en segundos con número único.</w:t>
             </w:r>
           </w:p>
         </w:tc>
@@ -4154,7 +4154,7 @@
               <w:rPr>
                 <w:sz w:val="18"/>
               </w:rPr>
-              <w:t>Arquitectura n8n · Workflow principal · Integración Redis y PostgreSQL · Debugging de bugs críticos · Despliegue en Railway</w:t>
+              <w:t>Arquitectura n8n · Workflow principal · Integración Supabase · Debugging de bugs críticos · Despliegue en Railway</w:t>
             </w:r>
           </w:p>
         </w:tc>
@@ -4198,7 +4198,7 @@
               <w:rPr>
                 <w:sz w:val="18"/>
               </w:rPr>
-              <w:t>Desarrollo React.js · Calculadora de m² · QuoteCard · Panel de gestión · Diseño responsive</w:t>
+              <w:t>Desarrollo HTML/JavaScript vanilla · Calculadora de m² · QuoteCard · Panel de gestión · Diseño responsive</w:t>
             </w:r>
           </w:p>
         </w:tc>
@@ -4455,7 +4455,7 @@
               <w:rPr>
                 <w:sz w:val="18"/>
               </w:rPr>
-              <w:t>Compatibilidad entre versiones de librerías Node.js / React</w:t>
+              <w:t>Compatibilidad entre versiones de librerías Node.js / HTML/JavaScript</w:t>
             </w:r>
           </w:p>
         </w:tc>
@@ -6283,7 +6283,7 @@
               <w:rPr>
                 <w:sz w:val="18"/>
               </w:rPr>
-              <w:t>Frontend React.js desplegado en Vercel con chat, calculadora y panel de gestión</w:t>
+              <w:t>Frontend HTML/JavaScript vanilla desplegado en Vercel con chat, calculadora y panel de gestión</w:t>
             </w:r>
           </w:p>
         </w:tc>
@@ -6457,7 +6457,7 @@
               <w:rPr>
                 <w:sz w:val="18"/>
               </w:rPr>
-              <w:t>Instancia Redis con claves hist_, th:quote: y th:counter</w:t>
+              <w:t>Instancia Redis con claves hist_, th:quote: y campo numero con timestamp (COT-YYYY-XXXXXXX)</w:t>
             </w:r>
           </w:p>
         </w:tc>
@@ -7774,7 +7774,7 @@
               <w:rPr>
                 <w:sz w:val="18"/>
               </w:rPr>
-              <w:t>React.js 18 · Vite · Tailwind CSS</w:t>
+              <w:t>HTML/JavaScript vanilla 18 · Vite · Tailwind CSS</w:t>
             </w:r>
           </w:p>
         </w:tc>
@@ -7948,7 +7948,7 @@
               <w:rPr>
                 <w:sz w:val="18"/>
               </w:rPr>
-              <w:t>Redis 7</w:t>
+              <w:t>Supabase</w:t>
             </w:r>
           </w:p>
         </w:tc>
@@ -8345,7 +8345,7 @@
         <w:spacing w:after="120"/>
       </w:pPr>
       <w:r>
-        <w:t>Desde el punto de vista técnico, el sistema demuestra que es posible construir una solución digital funcional, escalable y de cero costo en licencias utilizando herramientas open source (n8n, Docker, PostgreSQL, Redis) combinadas con APIs de servicios modernos (Claude API, MercadoPago, Telegram). La integración de inteligencia artificial generativa en un flujo de negocio real abre posibilidades concretas para digitalizar procesos manuales en empresas de pequeña escala.</w:t>
+        <w:t>Desde el punto de vista técnico, el sistema demuestra que es posible construir una solución digital funcional, escalable y de cero costo en licencias utilizando herramientas open source (n8n, Docker, Supabase) combinadas con APIs de servicios modernos (Claude API, MercadoPago, Telegram). La integración de inteligencia artificial generativa en un flujo de negocio real abre posibilidades concretas para digitalizar procesos manuales en empresas de pequeña escala.</w:t>
       </w:r>
     </w:p>
     <w:p>
